--- a/templates/at-plantilla-DocumentoNatural.docx
+++ b/templates/at-plantilla-DocumentoNatural.docx
@@ -1,6 +1,6 @@
 
 <file path=word/document.xml><?xml version="1.0" encoding="utf-8"?>
-<w:document xmlns:wpc="http://schemas.microsoft.com/office/word/2010/wordprocessingCanvas" xmlns:cx="http://schemas.microsoft.com/office/drawing/2014/chartex" xmlns:cx1="http://schemas.microsoft.com/office/drawing/2015/9/8/chartex" xmlns:cx2="http://schemas.microsoft.com/office/drawing/2015/10/21/chartex" xmlns:cx3="http://schemas.microsoft.com/office/drawing/2016/5/9/chartex" xmlns:cx4="http://schemas.microsoft.com/office/drawing/2016/5/10/chartex" xmlns:cx5="http://schemas.microsoft.com/office/drawing/2016/5/11/chartex" xmlns:cx6="http://schemas.microsoft.com/office/drawing/2016/5/12/chartex" xmlns:cx7="http://schemas.microsoft.com/office/drawing/2016/5/13/chartex" xmlns:cx8="http://schemas.microsoft.com/office/drawing/2016/5/14/chartex" xmlns:mc="http://schemas.openxmlformats.org/markup-compatibility/2006" xmlns:aink="http://schemas.microsoft.com/office/drawing/2016/ink" xmlns:am3d="http://schemas.microsoft.com/office/drawing/2017/model3d" xmlns:o="urn:schemas-microsoft-com:office:office" xmlns:oel="http://schemas.microsoft.com/office/2019/extlst" xmlns:r="http://schemas.openxmlformats.org/officeDocument/2006/relationships" xmlns:m="http://schemas.openxmlformats.org/officeDocument/2006/math" xmlns:v="urn:schemas-microsoft-com:vml" xmlns:wp14="http://schemas.microsoft.com/office/word/2010/wordprocessingDrawing" xmlns:wp="http://schemas.openxmlformats.org/drawingml/2006/wordprocessingDrawing" xmlns:w10="urn:schemas-microsoft-com:office:word" xmlns:w="http://schemas.openxmlformats.org/wordprocessingml/2006/main" xmlns:w14="http://schemas.microsoft.com/office/word/2010/wordml" xmlns:w15="http://schemas.microsoft.com/office/word/2012/wordml" xmlns:w16cex="http://schemas.microsoft.com/office/word/2018/wordml/cex" xmlns:w16cid="http://schemas.microsoft.com/office/word/2016/wordml/cid" xmlns:w16="http://schemas.microsoft.com/office/word/2018/wordml" xmlns:w16du="http://schemas.microsoft.com/office/word/2023/wordml/word16du" xmlns:w16sdtdh="http://schemas.microsoft.com/office/word/2020/wordml/sdtdatahash" xmlns:w16se="http://schemas.microsoft.com/office/word/2015/wordml/symex" xmlns:wpg="http://schemas.microsoft.com/office/word/2010/wordprocessingGroup" xmlns:wpi="http://schemas.microsoft.com/office/word/2010/wordprocessingInk" xmlns:wne="http://schemas.microsoft.com/office/word/2006/wordml" xmlns:wps="http://schemas.microsoft.com/office/word/2010/wordprocessingShape" mc:Ignorable="w14 w15 w16se w16cid w16 w16cex w16sdtdh w16du wp14">
+<w:document xmlns:wpc="http://schemas.microsoft.com/office/word/2010/wordprocessingCanvas" xmlns:cx="http://schemas.microsoft.com/office/drawing/2014/chartex" xmlns:cx1="http://schemas.microsoft.com/office/drawing/2015/9/8/chartex" xmlns:cx2="http://schemas.microsoft.com/office/drawing/2015/10/21/chartex" xmlns:cx3="http://schemas.microsoft.com/office/drawing/2016/5/9/chartex" xmlns:cx4="http://schemas.microsoft.com/office/drawing/2016/5/10/chartex" xmlns:cx5="http://schemas.microsoft.com/office/drawing/2016/5/11/chartex" xmlns:cx6="http://schemas.microsoft.com/office/drawing/2016/5/12/chartex" xmlns:cx7="http://schemas.microsoft.com/office/drawing/2016/5/13/chartex" xmlns:cx8="http://schemas.microsoft.com/office/drawing/2016/5/14/chartex" xmlns:mc="http://schemas.openxmlformats.org/markup-compatibility/2006" xmlns:aink="http://schemas.microsoft.com/office/drawing/2016/ink" xmlns:am3d="http://schemas.microsoft.com/office/drawing/2017/model3d" xmlns:o="urn:schemas-microsoft-com:office:office" xmlns:oel="http://schemas.microsoft.com/office/2019/extlst" xmlns:r="http://schemas.openxmlformats.org/officeDocument/2006/relationships" xmlns:m="http://schemas.openxmlformats.org/officeDocument/2006/math" xmlns:v="urn:schemas-microsoft-com:vml" xmlns:wp14="http://schemas.microsoft.com/office/word/2010/wordprocessingDrawing" xmlns:wp="http://schemas.openxmlformats.org/drawingml/2006/wordprocessingDrawing" xmlns:w10="urn:schemas-microsoft-com:office:word" xmlns:w="http://schemas.openxmlformats.org/wordprocessingml/2006/main" xmlns:w14="http://schemas.microsoft.com/office/word/2010/wordml" xmlns:w15="http://schemas.microsoft.com/office/word/2012/wordml" xmlns:w16cex="http://schemas.microsoft.com/office/word/2018/wordml/cex" xmlns:w16cid="http://schemas.microsoft.com/office/word/2016/wordml/cid" xmlns:w16="http://schemas.microsoft.com/office/word/2018/wordml" xmlns:w16du="http://schemas.microsoft.com/office/word/2023/wordml/word16du" xmlns:w16sdtdh="http://schemas.microsoft.com/office/word/2020/wordml/sdtdatahash" xmlns:w16sdtfl="http://schemas.microsoft.com/office/word/2024/wordml/sdtformatlock" xmlns:w16se="http://schemas.microsoft.com/office/word/2015/wordml/symex" xmlns:wpg="http://schemas.microsoft.com/office/word/2010/wordprocessingGroup" xmlns:wpi="http://schemas.microsoft.com/office/word/2010/wordprocessingInk" xmlns:wne="http://schemas.microsoft.com/office/word/2006/wordml" xmlns:wps="http://schemas.microsoft.com/office/word/2010/wordprocessingShape" mc:Ignorable="w14 w15 w16se w16cid w16 w16cex w16sdtdh w16sdtfl w16du wp14">
   <w:body>
     <w:p>
       <w:pPr>
@@ -313,7 +313,25 @@
           <w:sz w:val="20"/>
           <w:szCs w:val="20"/>
         </w:rPr>
-        <w:t>, en mi calidad de Director Provincial de Pichincha y Ejecutor de Coactiva de la Dirección Provincial de Pichincha del Instituto Ecuatoriano de Seguridad Social, designado mediante Acción de Personal Nro. Nro. SDNGTH-2024-</w:t>
+        <w:t>, en mi calidad de Director Provincial de Pichincha y Ejecutor de Coactiva de la Dirección Provincial de Pichincha del Instituto Ecuatoriano de Seguridad Social, designado mediante Acción de Personal Nro.</w:t>
+      </w:r>
+      <w:r>
+        <w:rPr>
+          <w:rFonts w:ascii="Times New Roman" w:hAnsi="Times New Roman" w:cs="Times New Roman"/>
+          <w:bCs/>
+          <w:sz w:val="20"/>
+          <w:szCs w:val="20"/>
+        </w:rPr>
+        <w:t xml:space="preserve"> </w:t>
+      </w:r>
+      <w:r>
+        <w:rPr>
+          <w:rFonts w:ascii="Times New Roman" w:hAnsi="Times New Roman" w:cs="Times New Roman"/>
+          <w:bCs/>
+          <w:sz w:val="20"/>
+          <w:szCs w:val="20"/>
+        </w:rPr>
+        <w:t>SDNGTH-2024-</w:t>
       </w:r>
       <w:r>
         <w:rPr>
@@ -983,6 +1001,7 @@
                 <w:lang w:val="en-US"/>
               </w:rPr>
             </w:pPr>
+            <w:proofErr w:type="gramStart"/>
             <w:r>
               <w:rPr>
                 <w:rFonts w:ascii="Times New Roman" w:eastAsia="Times New Roman" w:hAnsi="Times New Roman" w:cs="Times New Roman"/>
@@ -1005,6 +1024,7 @@
               <w:t>row.ord</w:t>
             </w:r>
             <w:proofErr w:type="spellEnd"/>
+            <w:proofErr w:type="gramEnd"/>
             <w:r>
               <w:rPr>
                 <w:rFonts w:ascii="Times New Roman" w:eastAsia="Times New Roman" w:hAnsi="Times New Roman" w:cs="Times New Roman"/>
@@ -1043,6 +1063,7 @@
                 <w:lang w:val="en-US"/>
               </w:rPr>
             </w:pPr>
+            <w:proofErr w:type="gramStart"/>
             <w:r>
               <w:rPr>
                 <w:rFonts w:ascii="Times New Roman" w:eastAsia="Times New Roman" w:hAnsi="Times New Roman" w:cs="Times New Roman"/>
@@ -1062,7 +1083,18 @@
                 <w:szCs w:val="20"/>
                 <w:lang w:val="en-US"/>
               </w:rPr>
-              <w:t>row.titulo_credito</w:t>
+              <w:t>row</w:t>
+            </w:r>
+            <w:proofErr w:type="gramEnd"/>
+            <w:r>
+              <w:rPr>
+                <w:rFonts w:ascii="Times New Roman" w:eastAsia="Times New Roman" w:hAnsi="Times New Roman" w:cs="Times New Roman"/>
+                <w:color w:val="000000"/>
+                <w:sz w:val="20"/>
+                <w:szCs w:val="20"/>
+                <w:lang w:val="en-US"/>
+              </w:rPr>
+              <w:t>.titulo_credito</w:t>
             </w:r>
             <w:proofErr w:type="spellEnd"/>
             <w:r>
@@ -1103,6 +1135,7 @@
                 <w:lang w:val="en-US"/>
               </w:rPr>
             </w:pPr>
+            <w:proofErr w:type="gramStart"/>
             <w:r>
               <w:rPr>
                 <w:rFonts w:ascii="Times New Roman" w:eastAsia="Times New Roman" w:hAnsi="Times New Roman" w:cs="Times New Roman"/>
@@ -1122,7 +1155,18 @@
                 <w:szCs w:val="20"/>
                 <w:lang w:val="en-US"/>
               </w:rPr>
-              <w:t>row.concepto</w:t>
+              <w:t>row</w:t>
+            </w:r>
+            <w:proofErr w:type="gramEnd"/>
+            <w:r>
+              <w:rPr>
+                <w:rFonts w:ascii="Times New Roman" w:eastAsia="Times New Roman" w:hAnsi="Times New Roman" w:cs="Times New Roman"/>
+                <w:color w:val="000000"/>
+                <w:sz w:val="20"/>
+                <w:szCs w:val="20"/>
+                <w:lang w:val="en-US"/>
+              </w:rPr>
+              <w:t>.concepto</w:t>
             </w:r>
             <w:proofErr w:type="spellEnd"/>
             <w:r>
@@ -1163,6 +1207,7 @@
                 <w:lang w:val="en-US"/>
               </w:rPr>
             </w:pPr>
+            <w:proofErr w:type="gramStart"/>
             <w:r>
               <w:rPr>
                 <w:rFonts w:ascii="Times New Roman" w:eastAsia="Times New Roman" w:hAnsi="Times New Roman" w:cs="Times New Roman"/>
@@ -1182,7 +1227,18 @@
                 <w:szCs w:val="20"/>
                 <w:lang w:val="en-US"/>
               </w:rPr>
-              <w:t>row.valor_capital</w:t>
+              <w:t>row</w:t>
+            </w:r>
+            <w:proofErr w:type="gramEnd"/>
+            <w:r>
+              <w:rPr>
+                <w:rFonts w:ascii="Times New Roman" w:eastAsia="Times New Roman" w:hAnsi="Times New Roman" w:cs="Times New Roman"/>
+                <w:color w:val="000000"/>
+                <w:sz w:val="20"/>
+                <w:szCs w:val="20"/>
+                <w:lang w:val="en-US"/>
+              </w:rPr>
+              <w:t>.valor_capital</w:t>
             </w:r>
             <w:proofErr w:type="spellEnd"/>
             <w:r>
@@ -1349,6 +1405,7 @@
                 <w:lang w:val="en-US"/>
               </w:rPr>
             </w:pPr>
+            <w:proofErr w:type="gramStart"/>
             <w:r>
               <w:rPr>
                 <w:rFonts w:ascii="Times New Roman" w:eastAsia="Times New Roman" w:hAnsi="Times New Roman" w:cs="Times New Roman"/>
@@ -1372,7 +1429,20 @@
                 <w:szCs w:val="20"/>
                 <w:lang w:val="en-US"/>
               </w:rPr>
-              <w:t>total_valor_capital</w:t>
+              <w:t>total</w:t>
+            </w:r>
+            <w:proofErr w:type="gramEnd"/>
+            <w:r>
+              <w:rPr>
+                <w:rFonts w:ascii="Times New Roman" w:eastAsia="Times New Roman" w:hAnsi="Times New Roman" w:cs="Times New Roman"/>
+                <w:b/>
+                <w:bCs/>
+                <w:color w:val="000000"/>
+                <w:sz w:val="20"/>
+                <w:szCs w:val="20"/>
+                <w:lang w:val="en-US"/>
+              </w:rPr>
+              <w:t>_valor_capital</w:t>
             </w:r>
             <w:proofErr w:type="spellEnd"/>
             <w:r>
@@ -1959,7 +2029,23 @@
           <w:sz w:val="20"/>
           <w:szCs w:val="20"/>
         </w:rPr>
-        <w:t xml:space="preserve"> Reténgase los valores que el </w:t>
+        <w:t xml:space="preserve"> Reténgase los valores que</w:t>
+      </w:r>
+      <w:r>
+        <w:rPr>
+          <w:rFonts w:ascii="Times New Roman" w:eastAsia="Calibri" w:hAnsi="Times New Roman" w:cs="Times New Roman"/>
+          <w:sz w:val="20"/>
+          <w:szCs w:val="20"/>
+        </w:rPr>
+        <w:t xml:space="preserve"> </w:t>
+      </w:r>
+      <w:r>
+        <w:rPr>
+          <w:rFonts w:ascii="Times New Roman" w:hAnsi="Times New Roman" w:cs="Times New Roman"/>
+          <w:sz w:val="20"/>
+          <w:szCs w:val="20"/>
+        </w:rPr>
+        <w:t xml:space="preserve">{{palabra9}} </w:t>
       </w:r>
       <w:r>
         <w:rPr>
@@ -2425,6 +2511,7 @@
               <w:t>{{</w:t>
             </w:r>
             <w:proofErr w:type="spellStart"/>
+            <w:proofErr w:type="gramStart"/>
             <w:r>
               <w:rPr>
                 <w:rFonts w:ascii="Times New Roman" w:eastAsia="Times New Roman" w:hAnsi="Times New Roman" w:cs="Times New Roman"/>
@@ -2433,7 +2520,18 @@
                 <w:szCs w:val="20"/>
                 <w:lang w:val="en-US"/>
               </w:rPr>
-              <w:t>row.titulo_credito</w:t>
+              <w:t>row.titulo</w:t>
+            </w:r>
+            <w:proofErr w:type="gramEnd"/>
+            <w:r>
+              <w:rPr>
+                <w:rFonts w:ascii="Times New Roman" w:eastAsia="Times New Roman" w:hAnsi="Times New Roman" w:cs="Times New Roman"/>
+                <w:color w:val="000000"/>
+                <w:sz w:val="20"/>
+                <w:szCs w:val="20"/>
+                <w:lang w:val="en-US"/>
+              </w:rPr>
+              <w:t>_credito</w:t>
             </w:r>
             <w:proofErr w:type="spellEnd"/>
             <w:r>
@@ -2482,7 +2580,29 @@
                 <w:szCs w:val="20"/>
                 <w:lang w:val="en-US"/>
               </w:rPr>
-              <w:t>{{row.valor_30}}</w:t>
+              <w:t>{{</w:t>
+            </w:r>
+            <w:proofErr w:type="gramStart"/>
+            <w:r>
+              <w:rPr>
+                <w:rFonts w:ascii="Times New Roman" w:eastAsia="Times New Roman" w:hAnsi="Times New Roman" w:cs="Times New Roman"/>
+                <w:color w:val="000000"/>
+                <w:sz w:val="20"/>
+                <w:szCs w:val="20"/>
+                <w:lang w:val="en-US"/>
+              </w:rPr>
+              <w:t>row.valor</w:t>
+            </w:r>
+            <w:proofErr w:type="gramEnd"/>
+            <w:r>
+              <w:rPr>
+                <w:rFonts w:ascii="Times New Roman" w:eastAsia="Times New Roman" w:hAnsi="Times New Roman" w:cs="Times New Roman"/>
+                <w:color w:val="000000"/>
+                <w:sz w:val="20"/>
+                <w:szCs w:val="20"/>
+                <w:lang w:val="en-US"/>
+              </w:rPr>
+              <w:t>_30}}</w:t>
             </w:r>
           </w:p>
         </w:tc>
@@ -2637,7 +2757,25 @@
           <w:sz w:val="20"/>
           <w:szCs w:val="20"/>
         </w:rPr>
-        <w:t xml:space="preserve">uienes dispondrán a todas las instituciones sujetas a su respectiva vigilancia y control, que procedan a retener el valor ordenado e informar a este funcionario, en el término improrrogable de 72 horas, sobre el cumplimiento de la retención ordenada. Esto, sin perjuicio de que el Secretario Abogado de este procedimiento coactivo, pueda notificar directamente a dichas instituciones; </w:t>
+        <w:t xml:space="preserve">uienes dispondrán a todas las instituciones sujetas a su respectiva vigilancia y control, que procedan a retener el valor ordenado e informar a este funcionario, en el término improrrogable de 72 horas, sobre el cumplimiento de la retención ordenada. Esto, sin perjuicio de que el </w:t>
+      </w:r>
+      <w:proofErr w:type="gramStart"/>
+      <w:r>
+        <w:rPr>
+          <w:rFonts w:ascii="Times New Roman" w:eastAsia="Calibri" w:hAnsi="Times New Roman" w:cs="Times New Roman"/>
+          <w:sz w:val="20"/>
+          <w:szCs w:val="20"/>
+        </w:rPr>
+        <w:t>Secretario</w:t>
+      </w:r>
+      <w:proofErr w:type="gramEnd"/>
+      <w:r>
+        <w:rPr>
+          <w:rFonts w:ascii="Times New Roman" w:eastAsia="Calibri" w:hAnsi="Times New Roman" w:cs="Times New Roman"/>
+          <w:sz w:val="20"/>
+          <w:szCs w:val="20"/>
+        </w:rPr>
+        <w:t xml:space="preserve"> Abogado de este procedimiento coactivo, pueda notificar directamente a dichas instituciones; </w:t>
       </w:r>
       <w:r>
         <w:rPr>
@@ -2799,11 +2937,51 @@
           <w:sz w:val="20"/>
           <w:szCs w:val="20"/>
         </w:rPr>
-        <w:t xml:space="preserve">tuviere como socia, accionista, constituyente, beneficiaria, adherente de compañías, fideicomisos o cualquier otro negocio jurídico que fuere, para lo cual ofíciese a la Superintendencia de Compañías, Valores y Seguros. </w:t>
+        <w:t>tuviere como</w:t>
       </w:r>
       <w:r>
         <w:rPr>
           <w:rFonts w:ascii="Times New Roman" w:eastAsia="Calibri" w:hAnsi="Times New Roman" w:cs="Times New Roman"/>
+          <w:sz w:val="20"/>
+          <w:szCs w:val="20"/>
+        </w:rPr>
+        <w:t xml:space="preserve"> </w:t>
+      </w:r>
+      <w:r>
+        <w:rPr>
+          <w:rFonts w:ascii="Times New Roman" w:hAnsi="Times New Roman" w:cs="Times New Roman"/>
+          <w:sz w:val="20"/>
+          <w:szCs w:val="20"/>
+        </w:rPr>
+        <w:t>{{palabra10}}</w:t>
+      </w:r>
+      <w:r>
+        <w:rPr>
+          <w:rFonts w:ascii="Times New Roman" w:eastAsia="Calibri" w:hAnsi="Times New Roman" w:cs="Times New Roman"/>
+          <w:sz w:val="20"/>
+          <w:szCs w:val="20"/>
+        </w:rPr>
+        <w:t xml:space="preserve">, accionista, constituyente, </w:t>
+      </w:r>
+      <w:r>
+        <w:rPr>
+          <w:rFonts w:ascii="Times New Roman" w:hAnsi="Times New Roman" w:cs="Times New Roman"/>
+          <w:sz w:val="20"/>
+          <w:szCs w:val="20"/>
+        </w:rPr>
+        <w:t>{{palabra11}}</w:t>
+      </w:r>
+      <w:r>
+        <w:rPr>
+          <w:rFonts w:ascii="Times New Roman" w:eastAsia="Calibri" w:hAnsi="Times New Roman" w:cs="Times New Roman"/>
+          <w:sz w:val="20"/>
+          <w:szCs w:val="20"/>
+        </w:rPr>
+        <w:t xml:space="preserve">, adherente de compañías, fideicomisos o cualquier otro negocio jurídico que fuere, para lo cual ofíciese a la Superintendencia de Compañías, Valores y Seguros. </w:t>
+      </w:r>
+      <w:r>
+        <w:rPr>
+          <w:rFonts w:ascii="Times New Roman" w:eastAsia="Calibri" w:hAnsi="Times New Roman" w:cs="Times New Roman"/>
           <w:b/>
           <w:sz w:val="20"/>
           <w:szCs w:val="20"/>
@@ -3349,11 +3527,29 @@
           <w:sz w:val="20"/>
           <w:szCs w:val="20"/>
         </w:rPr>
-        <w:t>del IESS, se encuentra  inhabilitado para celebrar contratos con las instituciones públicas, tal como manda el numeral 6 del artículo 62 de la Ley Orgánica del Sistema Nacional de Contratación Pública; 4</w:t>
-      </w:r>
+        <w:t xml:space="preserve">del IESS, se </w:t>
+      </w:r>
+      <w:proofErr w:type="gramStart"/>
       <w:r>
         <w:rPr>
           <w:rFonts w:ascii="Times New Roman" w:eastAsia="Calibri" w:hAnsi="Times New Roman" w:cs="Times New Roman"/>
+          <w:sz w:val="20"/>
+          <w:szCs w:val="20"/>
+        </w:rPr>
+        <w:t>encuentra  inhabilitado</w:t>
+      </w:r>
+      <w:proofErr w:type="gramEnd"/>
+      <w:r>
+        <w:rPr>
+          <w:rFonts w:ascii="Times New Roman" w:eastAsia="Calibri" w:hAnsi="Times New Roman" w:cs="Times New Roman"/>
+          <w:sz w:val="20"/>
+          <w:szCs w:val="20"/>
+        </w:rPr>
+        <w:t xml:space="preserve"> para celebrar contratos con las instituciones públicas, tal como manda el numeral 6 del artículo 62 de la Ley Orgánica del Sistema Nacional de Contratación Pública; 4</w:t>
+      </w:r>
+      <w:r>
+        <w:rPr>
+          <w:rFonts w:ascii="Times New Roman" w:eastAsia="Calibri" w:hAnsi="Times New Roman" w:cs="Times New Roman"/>
           <w:b/>
           <w:sz w:val="20"/>
           <w:szCs w:val="20"/>
@@ -3598,16 +3794,36 @@
           <w:szCs w:val="20"/>
           <w:lang w:eastAsia="es-ES_tradnl"/>
         </w:rPr>
-        <w:t xml:space="preserve"> Practicadas que sean las medidas cautelares notificadas a las instituciones antes mencionadas se servirán comunicar de la ejecución de las mismas a este despacho. </w:t>
-      </w:r>
-      <w:r>
-        <w:rPr>
-          <w:rFonts w:ascii="Times New Roman" w:hAnsi="Times New Roman" w:cs="Times New Roman"/>
-          <w:b/>
+        <w:t xml:space="preserve"> Practicadas que sean las medidas cautelares notificadas a las instituciones antes mencionadas se servirán comunicar de la ejecución de </w:t>
+      </w:r>
+      <w:proofErr w:type="gramStart"/>
+      <w:r>
+        <w:rPr>
+          <w:rFonts w:ascii="Times New Roman" w:hAnsi="Times New Roman" w:cs="Times New Roman"/>
           <w:sz w:val="20"/>
           <w:szCs w:val="20"/>
           <w:lang w:eastAsia="es-ES_tradnl"/>
         </w:rPr>
+        <w:t>las mismas</w:t>
+      </w:r>
+      <w:proofErr w:type="gramEnd"/>
+      <w:r>
+        <w:rPr>
+          <w:rFonts w:ascii="Times New Roman" w:hAnsi="Times New Roman" w:cs="Times New Roman"/>
+          <w:sz w:val="20"/>
+          <w:szCs w:val="20"/>
+          <w:lang w:eastAsia="es-ES_tradnl"/>
+        </w:rPr>
+        <w:t xml:space="preserve"> a este despacho. </w:t>
+      </w:r>
+      <w:r>
+        <w:rPr>
+          <w:rFonts w:ascii="Times New Roman" w:hAnsi="Times New Roman" w:cs="Times New Roman"/>
+          <w:b/>
+          <w:sz w:val="20"/>
+          <w:szCs w:val="20"/>
+          <w:lang w:eastAsia="es-ES_tradnl"/>
+        </w:rPr>
         <w:t xml:space="preserve">SEXTO: </w:t>
       </w:r>
       <w:r>
@@ -3686,7 +3902,25 @@
           <w:sz w:val="20"/>
           <w:szCs w:val="20"/>
         </w:rPr>
-        <w:t xml:space="preserve">Actué como Secretario Abogado el </w:t>
+        <w:t xml:space="preserve">Actué como </w:t>
+      </w:r>
+      <w:proofErr w:type="gramStart"/>
+      <w:r>
+        <w:rPr>
+          <w:rFonts w:ascii="Times New Roman" w:hAnsi="Times New Roman" w:cs="Times New Roman"/>
+          <w:sz w:val="20"/>
+          <w:szCs w:val="20"/>
+        </w:rPr>
+        <w:t>Secretario</w:t>
+      </w:r>
+      <w:proofErr w:type="gramEnd"/>
+      <w:r>
+        <w:rPr>
+          <w:rFonts w:ascii="Times New Roman" w:hAnsi="Times New Roman" w:cs="Times New Roman"/>
+          <w:sz w:val="20"/>
+          <w:szCs w:val="20"/>
+        </w:rPr>
+        <w:t xml:space="preserve"> Abogado el </w:t>
       </w:r>
       <w:r>
         <w:rPr>
@@ -3720,7 +3954,25 @@
           <w:sz w:val="20"/>
           <w:szCs w:val="20"/>
         </w:rPr>
-        <w:t xml:space="preserve">, quien hallándose presente acepta el cargo y jura desempeñarlo fiel y legalmente, firmando para constancia con el Director Provincial de Pichincha y Ejecutor de Coactiva.- </w:t>
+        <w:t xml:space="preserve">, quien hallándose presente acepta el cargo y jura desempeñarlo fiel y legalmente, firmando para constancia con el </w:t>
+      </w:r>
+      <w:proofErr w:type="gramStart"/>
+      <w:r>
+        <w:rPr>
+          <w:rFonts w:ascii="Times New Roman" w:hAnsi="Times New Roman" w:cs="Times New Roman"/>
+          <w:sz w:val="20"/>
+          <w:szCs w:val="20"/>
+        </w:rPr>
+        <w:t>Director Provincial</w:t>
+      </w:r>
+      <w:proofErr w:type="gramEnd"/>
+      <w:r>
+        <w:rPr>
+          <w:rFonts w:ascii="Times New Roman" w:hAnsi="Times New Roman" w:cs="Times New Roman"/>
+          <w:sz w:val="20"/>
+          <w:szCs w:val="20"/>
+        </w:rPr>
+        <w:t xml:space="preserve"> de Pichincha y Ejecutor de Coactiva.- </w:t>
       </w:r>
       <w:r>
         <w:rPr>
@@ -3740,6 +3992,32 @@
         </w:rPr>
         <w:t>CÚMPLASE, OFÍCIESE y NOTIFÍQUESE.-</w:t>
       </w:r>
+    </w:p>
+    <w:p>
+      <w:pPr>
+        <w:pStyle w:val="Sinespaciado"/>
+        <w:spacing w:line="276" w:lineRule="auto"/>
+        <w:ind w:right="-518"/>
+        <w:jc w:val="both"/>
+        <w:rPr>
+          <w:rFonts w:ascii="Times New Roman" w:hAnsi="Times New Roman" w:cs="Times New Roman"/>
+          <w:sz w:val="20"/>
+          <w:szCs w:val="20"/>
+        </w:rPr>
+      </w:pPr>
+    </w:p>
+    <w:p>
+      <w:pPr>
+        <w:pStyle w:val="Sinespaciado"/>
+        <w:spacing w:line="276" w:lineRule="auto"/>
+        <w:ind w:right="-518"/>
+        <w:jc w:val="both"/>
+        <w:rPr>
+          <w:rFonts w:ascii="Times New Roman" w:hAnsi="Times New Roman" w:cs="Times New Roman"/>
+          <w:sz w:val="20"/>
+          <w:szCs w:val="20"/>
+        </w:rPr>
+      </w:pPr>
     </w:p>
     <w:p>
       <w:pPr>
@@ -3783,124 +4061,140 @@
         <w:spacing w:after="0" w:line="276" w:lineRule="auto"/>
         <w:jc w:val="both"/>
         <w:rPr>
-          <w:rFonts w:ascii="Times New Roman" w:eastAsiaTheme="minorEastAsia" w:hAnsi="Times New Roman" w:cs="Times New Roman"/>
-          <w:b/>
-          <w:sz w:val="20"/>
-          <w:szCs w:val="20"/>
-          <w:lang w:val="es-ES" w:eastAsia="es-ES"/>
-        </w:rPr>
+          <w:rFonts w:ascii="Times New Roman" w:hAnsi="Times New Roman" w:cs="Times New Roman"/>
+          <w:bCs/>
+          <w:sz w:val="20"/>
+          <w:szCs w:val="20"/>
+        </w:rPr>
+        <w:sectPr>
+          <w:headerReference w:type="default" r:id="rId8"/>
+          <w:footerReference w:type="default" r:id="rId9"/>
+          <w:type w:val="continuous"/>
+          <w:pgSz w:w="11906" w:h="16838" w:code="9"/>
+          <w:pgMar w:top="1077" w:right="849" w:bottom="567" w:left="1134" w:header="426" w:footer="0" w:gutter="0"/>
+          <w:pgNumType w:start="1"/>
+          <w:cols w:space="708"/>
+          <w:docGrid w:linePitch="360"/>
+        </w:sectPr>
       </w:pPr>
-      <w:r>
-        <w:rPr>
-          <w:rFonts w:ascii="Times New Roman" w:hAnsi="Times New Roman" w:cs="Times New Roman"/>
-          <w:bCs/>
-          <w:sz w:val="20"/>
-          <w:szCs w:val="20"/>
-        </w:rPr>
-        <w:t>{{</w:t>
-      </w:r>
-      <w:proofErr w:type="spellStart"/>
-      <w:r>
-        <w:rPr>
-          <w:rFonts w:ascii="Times New Roman" w:hAnsi="Times New Roman" w:cs="Times New Roman"/>
-          <w:bCs/>
-          <w:sz w:val="20"/>
-          <w:szCs w:val="20"/>
-        </w:rPr>
-        <w:t>nombre_juez</w:t>
-      </w:r>
-      <w:proofErr w:type="spellEnd"/>
-      <w:r>
-        <w:rPr>
-          <w:rFonts w:ascii="Times New Roman" w:hAnsi="Times New Roman" w:cs="Times New Roman"/>
-          <w:bCs/>
-          <w:sz w:val="20"/>
-          <w:szCs w:val="20"/>
-        </w:rPr>
-        <w:t>}}</w:t>
-      </w:r>
-      <w:r>
-        <w:rPr>
-          <w:rFonts w:ascii="Times New Roman" w:eastAsiaTheme="minorEastAsia" w:hAnsi="Times New Roman" w:cs="Times New Roman"/>
-          <w:sz w:val="20"/>
-          <w:szCs w:val="20"/>
-          <w:lang w:val="es-ES" w:eastAsia="es-ES"/>
-        </w:rPr>
-        <w:tab/>
-      </w:r>
-      <w:r>
-        <w:rPr>
-          <w:rFonts w:ascii="Times New Roman" w:eastAsiaTheme="minorEastAsia" w:hAnsi="Times New Roman" w:cs="Times New Roman"/>
-          <w:sz w:val="20"/>
-          <w:szCs w:val="20"/>
-          <w:lang w:val="es-ES" w:eastAsia="es-ES"/>
-        </w:rPr>
-        <w:tab/>
-        <w:t xml:space="preserve">            </w:t>
-      </w:r>
-      <w:r>
-        <w:rPr>
-          <w:rFonts w:ascii="Times New Roman" w:eastAsiaTheme="minorEastAsia" w:hAnsi="Times New Roman" w:cs="Times New Roman"/>
-          <w:sz w:val="20"/>
-          <w:szCs w:val="20"/>
-          <w:lang w:val="es-ES" w:eastAsia="es-ES"/>
-        </w:rPr>
-        <w:tab/>
-      </w:r>
-      <w:r>
-        <w:rPr>
-          <w:rFonts w:ascii="Times New Roman" w:eastAsiaTheme="minorEastAsia" w:hAnsi="Times New Roman" w:cs="Times New Roman"/>
-          <w:sz w:val="20"/>
-          <w:szCs w:val="20"/>
-          <w:lang w:val="es-ES" w:eastAsia="es-ES"/>
-        </w:rPr>
-        <w:t xml:space="preserve">  </w:t>
-      </w:r>
-      <w:r>
-        <w:rPr>
-          <w:rFonts w:ascii="Times New Roman" w:eastAsiaTheme="minorEastAsia" w:hAnsi="Times New Roman" w:cs="Times New Roman"/>
-          <w:sz w:val="20"/>
-          <w:szCs w:val="20"/>
-          <w:lang w:val="es-ES" w:eastAsia="es-ES"/>
-        </w:rPr>
-        <w:tab/>
-      </w:r>
-      <w:r>
-        <w:rPr>
-          <w:rFonts w:ascii="Times New Roman" w:eastAsiaTheme="minorEastAsia" w:hAnsi="Times New Roman" w:cs="Times New Roman"/>
-          <w:bCs/>
-          <w:sz w:val="20"/>
-          <w:szCs w:val="20"/>
-          <w:lang w:val="es-ES" w:eastAsia="es-ES"/>
-        </w:rPr>
-        <w:t>{{</w:t>
-      </w:r>
-      <w:proofErr w:type="spellStart"/>
-      <w:r>
-        <w:rPr>
-          <w:rFonts w:ascii="Times New Roman" w:eastAsiaTheme="minorEastAsia" w:hAnsi="Times New Roman" w:cs="Times New Roman"/>
-          <w:bCs/>
-          <w:sz w:val="20"/>
-          <w:szCs w:val="20"/>
-          <w:lang w:val="es-ES" w:eastAsia="es-ES"/>
-        </w:rPr>
-        <w:t>nombre_abogado</w:t>
-      </w:r>
-      <w:proofErr w:type="spellEnd"/>
-      <w:r>
-        <w:rPr>
-          <w:rFonts w:ascii="Times New Roman" w:eastAsiaTheme="minorEastAsia" w:hAnsi="Times New Roman" w:cs="Times New Roman"/>
-          <w:bCs/>
-          <w:sz w:val="20"/>
-          <w:szCs w:val="20"/>
-          <w:lang w:val="es-ES" w:eastAsia="es-ES"/>
-        </w:rPr>
-        <w:t>}}</w:t>
-      </w:r>
     </w:p>
     <w:p>
       <w:pPr>
-        <w:spacing w:after="0" w:line="276" w:lineRule="auto"/>
+        <w:spacing w:after="0" w:line="240" w:lineRule="auto"/>
+        <w:jc w:val="both"/>
+        <w:rPr>
+          <w:rFonts w:ascii="Times New Roman" w:hAnsi="Times New Roman" w:cs="Times New Roman"/>
+          <w:bCs/>
+          <w:sz w:val="20"/>
+          <w:szCs w:val="20"/>
+        </w:rPr>
+      </w:pPr>
+      <w:r>
+        <w:rPr>
+          <w:rFonts w:ascii="Times New Roman" w:hAnsi="Times New Roman" w:cs="Times New Roman"/>
+          <w:bCs/>
+          <w:sz w:val="20"/>
+          <w:szCs w:val="20"/>
+        </w:rPr>
+        <w:t>{{</w:t>
+      </w:r>
+      <w:proofErr w:type="spellStart"/>
+      <w:r>
+        <w:rPr>
+          <w:rFonts w:ascii="Times New Roman" w:hAnsi="Times New Roman" w:cs="Times New Roman"/>
+          <w:bCs/>
+          <w:sz w:val="20"/>
+          <w:szCs w:val="20"/>
+        </w:rPr>
+        <w:t>nombre_juez</w:t>
+      </w:r>
+      <w:proofErr w:type="spellEnd"/>
+      <w:r>
+        <w:rPr>
+          <w:rFonts w:ascii="Times New Roman" w:hAnsi="Times New Roman" w:cs="Times New Roman"/>
+          <w:bCs/>
+          <w:sz w:val="20"/>
+          <w:szCs w:val="20"/>
+        </w:rPr>
+        <w:t>}}</w:t>
+      </w:r>
+    </w:p>
+    <w:p>
+      <w:pPr>
+        <w:spacing w:after="0" w:line="240" w:lineRule="auto"/>
+        <w:jc w:val="both"/>
+        <w:rPr>
+          <w:rFonts w:ascii="Times New Roman" w:eastAsiaTheme="minorEastAsia" w:hAnsi="Times New Roman" w:cs="Times New Roman"/>
+          <w:b/>
+          <w:sz w:val="20"/>
+          <w:szCs w:val="20"/>
+          <w:lang w:val="es-ES" w:eastAsia="es-ES"/>
+        </w:rPr>
+        <w:sectPr>
+          <w:type w:val="continuous"/>
+          <w:pgSz w:w="11906" w:h="16838" w:code="9"/>
+          <w:pgMar w:top="1077" w:right="849" w:bottom="567" w:left="1134" w:header="426" w:footer="0" w:gutter="0"/>
+          <w:pgNumType w:start="1"/>
+          <w:cols w:num="2" w:space="708"/>
+          <w:docGrid w:linePitch="360"/>
+        </w:sectPr>
+      </w:pPr>
+      <w:r>
+        <w:rPr>
+          <w:rFonts w:ascii="Times New Roman" w:eastAsiaTheme="minorEastAsia" w:hAnsi="Times New Roman" w:cs="Times New Roman"/>
+          <w:bCs/>
+          <w:sz w:val="20"/>
+          <w:szCs w:val="20"/>
+          <w:lang w:val="es-ES" w:eastAsia="es-ES"/>
+        </w:rPr>
+        <w:t xml:space="preserve">                   </w:t>
+      </w:r>
+      <w:r>
+        <w:rPr>
+          <w:rFonts w:ascii="Times New Roman" w:eastAsiaTheme="minorEastAsia" w:hAnsi="Times New Roman" w:cs="Times New Roman"/>
+          <w:bCs/>
+          <w:sz w:val="20"/>
+          <w:szCs w:val="20"/>
+          <w:lang w:val="es-ES" w:eastAsia="es-ES"/>
+        </w:rPr>
+        <w:t xml:space="preserve"> </w:t>
+      </w:r>
+      <w:r>
+        <w:rPr>
+          <w:rFonts w:ascii="Times New Roman" w:eastAsiaTheme="minorEastAsia" w:hAnsi="Times New Roman" w:cs="Times New Roman"/>
+          <w:bCs/>
+          <w:sz w:val="20"/>
+          <w:szCs w:val="20"/>
+          <w:lang w:val="es-ES" w:eastAsia="es-ES"/>
+        </w:rPr>
+        <w:t>{{</w:t>
+      </w:r>
+      <w:proofErr w:type="spellStart"/>
+      <w:r>
+        <w:rPr>
+          <w:rFonts w:ascii="Times New Roman" w:eastAsiaTheme="minorEastAsia" w:hAnsi="Times New Roman" w:cs="Times New Roman"/>
+          <w:bCs/>
+          <w:sz w:val="20"/>
+          <w:szCs w:val="20"/>
+          <w:lang w:val="es-ES" w:eastAsia="es-ES"/>
+        </w:rPr>
+        <w:t>nombre_abogado</w:t>
+      </w:r>
+      <w:proofErr w:type="spellEnd"/>
+      <w:r>
+        <w:rPr>
+          <w:rFonts w:ascii="Times New Roman" w:eastAsiaTheme="minorEastAsia" w:hAnsi="Times New Roman" w:cs="Times New Roman"/>
+          <w:bCs/>
+          <w:sz w:val="20"/>
+          <w:szCs w:val="20"/>
+          <w:lang w:val="es-ES" w:eastAsia="es-ES"/>
+        </w:rPr>
+        <w:t>}}</w:t>
+      </w:r>
+    </w:p>
+    <w:p>
+      <w:pPr>
+        <w:spacing w:after="0" w:line="240" w:lineRule="auto"/>
         <w:jc w:val="both"/>
         <w:rPr>
           <w:rFonts w:ascii="Times New Roman" w:eastAsiaTheme="minorEastAsia" w:hAnsi="Times New Roman" w:cs="Times New Roman"/>
@@ -3941,7 +4235,11 @@
         <w:tab/>
         <w:t xml:space="preserve">               </w:t>
       </w:r>
-      <w:r>
+    </w:p>
+    <w:p>
+      <w:pPr>
+        <w:spacing w:after="0" w:line="240" w:lineRule="auto"/>
+        <w:jc w:val="both"/>
         <w:rPr>
           <w:rFonts w:ascii="Times New Roman" w:eastAsiaTheme="minorEastAsia" w:hAnsi="Times New Roman" w:cs="Times New Roman"/>
           <w:b/>
@@ -3949,9 +4247,12 @@
           <w:szCs w:val="20"/>
           <w:lang w:val="es-ES" w:eastAsia="es-ES"/>
         </w:rPr>
-        <w:tab/>
-      </w:r>
-      <w:r>
+      </w:pPr>
+    </w:p>
+    <w:p>
+      <w:pPr>
+        <w:spacing w:after="0" w:line="240" w:lineRule="auto"/>
+        <w:jc w:val="both"/>
         <w:rPr>
           <w:rFonts w:ascii="Times New Roman" w:eastAsiaTheme="minorEastAsia" w:hAnsi="Times New Roman" w:cs="Times New Roman"/>
           <w:b/>
@@ -3959,7 +4260,24 @@
           <w:szCs w:val="20"/>
           <w:lang w:val="es-ES" w:eastAsia="es-ES"/>
         </w:rPr>
-        <w:tab/>
+        <w:sectPr>
+          <w:type w:val="continuous"/>
+          <w:pgSz w:w="11906" w:h="16838" w:code="9"/>
+          <w:pgMar w:top="1077" w:right="849" w:bottom="567" w:left="1134" w:header="426" w:footer="0" w:gutter="0"/>
+          <w:pgNumType w:start="1"/>
+          <w:cols w:num="2" w:space="708"/>
+          <w:docGrid w:linePitch="360"/>
+        </w:sectPr>
+      </w:pPr>
+      <w:r>
+        <w:rPr>
+          <w:rFonts w:ascii="Times New Roman" w:eastAsiaTheme="minorEastAsia" w:hAnsi="Times New Roman" w:cs="Times New Roman"/>
+          <w:b/>
+          <w:sz w:val="20"/>
+          <w:szCs w:val="20"/>
+          <w:lang w:val="es-ES" w:eastAsia="es-ES"/>
+        </w:rPr>
+        <w:t xml:space="preserve">                    </w:t>
       </w:r>
       <w:r>
         <w:rPr>
@@ -4198,6 +4516,22 @@
         <w:jc w:val="both"/>
         <w:rPr>
           <w:rFonts w:ascii="Times New Roman" w:eastAsiaTheme="minorEastAsia" w:hAnsi="Times New Roman" w:cs="Times New Roman"/>
+          <w:bCs/>
+          <w:sz w:val="20"/>
+          <w:szCs w:val="20"/>
+          <w:lang w:val="es-ES" w:eastAsia="es-ES"/>
+        </w:rPr>
+      </w:pPr>
+    </w:p>
+    <w:p>
+      <w:pPr>
+        <w:tabs>
+          <w:tab w:val="left" w:pos="3433"/>
+        </w:tabs>
+        <w:spacing w:after="0" w:line="276" w:lineRule="auto"/>
+        <w:jc w:val="both"/>
+        <w:rPr>
+          <w:rFonts w:ascii="Times New Roman" w:eastAsiaTheme="minorEastAsia" w:hAnsi="Times New Roman" w:cs="Times New Roman"/>
           <w:b/>
           <w:sz w:val="20"/>
           <w:szCs w:val="20"/>
@@ -4259,8 +4593,6 @@
       </w:r>
     </w:p>
     <w:sectPr>
-      <w:headerReference w:type="default" r:id="rId8"/>
-      <w:footerReference w:type="default" r:id="rId9"/>
       <w:type w:val="continuous"/>
       <w:pgSz w:w="11906" w:h="16838" w:code="9"/>
       <w:pgMar w:top="1077" w:right="849" w:bottom="567" w:left="1134" w:header="426" w:footer="0" w:gutter="0"/>
@@ -4273,7 +4605,7 @@
 </file>
 
 <file path=word/endnotes.xml><?xml version="1.0" encoding="utf-8"?>
-<w:endnotes xmlns:wpc="http://schemas.microsoft.com/office/word/2010/wordprocessingCanvas" xmlns:cx="http://schemas.microsoft.com/office/drawing/2014/chartex" xmlns:cx1="http://schemas.microsoft.com/office/drawing/2015/9/8/chartex" xmlns:cx2="http://schemas.microsoft.com/office/drawing/2015/10/21/chartex" xmlns:cx3="http://schemas.microsoft.com/office/drawing/2016/5/9/chartex" xmlns:cx4="http://schemas.microsoft.com/office/drawing/2016/5/10/chartex" xmlns:cx5="http://schemas.microsoft.com/office/drawing/2016/5/11/chartex" xmlns:cx6="http://schemas.microsoft.com/office/drawing/2016/5/12/chartex" xmlns:cx7="http://schemas.microsoft.com/office/drawing/2016/5/13/chartex" xmlns:cx8="http://schemas.microsoft.com/office/drawing/2016/5/14/chartex" xmlns:mc="http://schemas.openxmlformats.org/markup-compatibility/2006" xmlns:aink="http://schemas.microsoft.com/office/drawing/2016/ink" xmlns:am3d="http://schemas.microsoft.com/office/drawing/2017/model3d" xmlns:o="urn:schemas-microsoft-com:office:office" xmlns:oel="http://schemas.microsoft.com/office/2019/extlst" xmlns:r="http://schemas.openxmlformats.org/officeDocument/2006/relationships" xmlns:m="http://schemas.openxmlformats.org/officeDocument/2006/math" xmlns:v="urn:schemas-microsoft-com:vml" xmlns:wp14="http://schemas.microsoft.com/office/word/2010/wordprocessingDrawing" xmlns:wp="http://schemas.openxmlformats.org/drawingml/2006/wordprocessingDrawing" xmlns:w10="urn:schemas-microsoft-com:office:word" xmlns:w="http://schemas.openxmlformats.org/wordprocessingml/2006/main" xmlns:w14="http://schemas.microsoft.com/office/word/2010/wordml" xmlns:w15="http://schemas.microsoft.com/office/word/2012/wordml" xmlns:w16cex="http://schemas.microsoft.com/office/word/2018/wordml/cex" xmlns:w16cid="http://schemas.microsoft.com/office/word/2016/wordml/cid" xmlns:w16="http://schemas.microsoft.com/office/word/2018/wordml" xmlns:w16du="http://schemas.microsoft.com/office/word/2023/wordml/word16du" xmlns:w16sdtdh="http://schemas.microsoft.com/office/word/2020/wordml/sdtdatahash" xmlns:w16se="http://schemas.microsoft.com/office/word/2015/wordml/symex" xmlns:wpg="http://schemas.microsoft.com/office/word/2010/wordprocessingGroup" xmlns:wpi="http://schemas.microsoft.com/office/word/2010/wordprocessingInk" xmlns:wne="http://schemas.microsoft.com/office/word/2006/wordml" xmlns:wps="http://schemas.microsoft.com/office/word/2010/wordprocessingShape" mc:Ignorable="w14 w15 w16se w16cid w16 w16cex w16sdtdh w16du wp14">
+<w:endnotes xmlns:wpc="http://schemas.microsoft.com/office/word/2010/wordprocessingCanvas" xmlns:cx="http://schemas.microsoft.com/office/drawing/2014/chartex" xmlns:cx1="http://schemas.microsoft.com/office/drawing/2015/9/8/chartex" xmlns:cx2="http://schemas.microsoft.com/office/drawing/2015/10/21/chartex" xmlns:cx3="http://schemas.microsoft.com/office/drawing/2016/5/9/chartex" xmlns:cx4="http://schemas.microsoft.com/office/drawing/2016/5/10/chartex" xmlns:cx5="http://schemas.microsoft.com/office/drawing/2016/5/11/chartex" xmlns:cx6="http://schemas.microsoft.com/office/drawing/2016/5/12/chartex" xmlns:cx7="http://schemas.microsoft.com/office/drawing/2016/5/13/chartex" xmlns:cx8="http://schemas.microsoft.com/office/drawing/2016/5/14/chartex" xmlns:mc="http://schemas.openxmlformats.org/markup-compatibility/2006" xmlns:aink="http://schemas.microsoft.com/office/drawing/2016/ink" xmlns:am3d="http://schemas.microsoft.com/office/drawing/2017/model3d" xmlns:o="urn:schemas-microsoft-com:office:office" xmlns:oel="http://schemas.microsoft.com/office/2019/extlst" xmlns:r="http://schemas.openxmlformats.org/officeDocument/2006/relationships" xmlns:m="http://schemas.openxmlformats.org/officeDocument/2006/math" xmlns:v="urn:schemas-microsoft-com:vml" xmlns:wp14="http://schemas.microsoft.com/office/word/2010/wordprocessingDrawing" xmlns:wp="http://schemas.openxmlformats.org/drawingml/2006/wordprocessingDrawing" xmlns:w10="urn:schemas-microsoft-com:office:word" xmlns:w="http://schemas.openxmlformats.org/wordprocessingml/2006/main" xmlns:w14="http://schemas.microsoft.com/office/word/2010/wordml" xmlns:w15="http://schemas.microsoft.com/office/word/2012/wordml" xmlns:w16cex="http://schemas.microsoft.com/office/word/2018/wordml/cex" xmlns:w16cid="http://schemas.microsoft.com/office/word/2016/wordml/cid" xmlns:w16="http://schemas.microsoft.com/office/word/2018/wordml" xmlns:w16du="http://schemas.microsoft.com/office/word/2023/wordml/word16du" xmlns:w16sdtdh="http://schemas.microsoft.com/office/word/2020/wordml/sdtdatahash" xmlns:w16sdtfl="http://schemas.microsoft.com/office/word/2024/wordml/sdtformatlock" xmlns:w16se="http://schemas.microsoft.com/office/word/2015/wordml/symex" xmlns:wpg="http://schemas.microsoft.com/office/word/2010/wordprocessingGroup" xmlns:wpi="http://schemas.microsoft.com/office/word/2010/wordprocessingInk" xmlns:wne="http://schemas.microsoft.com/office/word/2006/wordml" xmlns:wps="http://schemas.microsoft.com/office/word/2010/wordprocessingShape" mc:Ignorable="w14 w15 w16se w16cid w16 w16cex w16sdtdh w16sdtfl w16du wp14">
   <w:endnote w:type="separator" w:id="-1">
     <w:p>
       <w:pPr>
@@ -4298,7 +4630,7 @@
 </file>
 
 <file path=word/footer1.xml><?xml version="1.0" encoding="utf-8"?>
-<w:ftr xmlns:wpc="http://schemas.microsoft.com/office/word/2010/wordprocessingCanvas" xmlns:cx="http://schemas.microsoft.com/office/drawing/2014/chartex" xmlns:cx1="http://schemas.microsoft.com/office/drawing/2015/9/8/chartex" xmlns:cx2="http://schemas.microsoft.com/office/drawing/2015/10/21/chartex" xmlns:cx3="http://schemas.microsoft.com/office/drawing/2016/5/9/chartex" xmlns:cx4="http://schemas.microsoft.com/office/drawing/2016/5/10/chartex" xmlns:cx5="http://schemas.microsoft.com/office/drawing/2016/5/11/chartex" xmlns:cx6="http://schemas.microsoft.com/office/drawing/2016/5/12/chartex" xmlns:cx7="http://schemas.microsoft.com/office/drawing/2016/5/13/chartex" xmlns:cx8="http://schemas.microsoft.com/office/drawing/2016/5/14/chartex" xmlns:mc="http://schemas.openxmlformats.org/markup-compatibility/2006" xmlns:aink="http://schemas.microsoft.com/office/drawing/2016/ink" xmlns:am3d="http://schemas.microsoft.com/office/drawing/2017/model3d" xmlns:o="urn:schemas-microsoft-com:office:office" xmlns:oel="http://schemas.microsoft.com/office/2019/extlst" xmlns:r="http://schemas.openxmlformats.org/officeDocument/2006/relationships" xmlns:m="http://schemas.openxmlformats.org/officeDocument/2006/math" xmlns:v="urn:schemas-microsoft-com:vml" xmlns:wp14="http://schemas.microsoft.com/office/word/2010/wordprocessingDrawing" xmlns:wp="http://schemas.openxmlformats.org/drawingml/2006/wordprocessingDrawing" xmlns:w10="urn:schemas-microsoft-com:office:word" xmlns:w="http://schemas.openxmlformats.org/wordprocessingml/2006/main" xmlns:w14="http://schemas.microsoft.com/office/word/2010/wordml" xmlns:w15="http://schemas.microsoft.com/office/word/2012/wordml" xmlns:w16cex="http://schemas.microsoft.com/office/word/2018/wordml/cex" xmlns:w16cid="http://schemas.microsoft.com/office/word/2016/wordml/cid" xmlns:w16="http://schemas.microsoft.com/office/word/2018/wordml" xmlns:w16du="http://schemas.microsoft.com/office/word/2023/wordml/word16du" xmlns:w16sdtdh="http://schemas.microsoft.com/office/word/2020/wordml/sdtdatahash" xmlns:w16se="http://schemas.microsoft.com/office/word/2015/wordml/symex" xmlns:wpg="http://schemas.microsoft.com/office/word/2010/wordprocessingGroup" xmlns:wpi="http://schemas.microsoft.com/office/word/2010/wordprocessingInk" xmlns:wne="http://schemas.microsoft.com/office/word/2006/wordml" xmlns:wps="http://schemas.microsoft.com/office/word/2010/wordprocessingShape" mc:Ignorable="w14 w15 w16se w16cid w16 w16cex w16sdtdh w16du wp14">
+<w:ftr xmlns:wpc="http://schemas.microsoft.com/office/word/2010/wordprocessingCanvas" xmlns:cx="http://schemas.microsoft.com/office/drawing/2014/chartex" xmlns:cx1="http://schemas.microsoft.com/office/drawing/2015/9/8/chartex" xmlns:cx2="http://schemas.microsoft.com/office/drawing/2015/10/21/chartex" xmlns:cx3="http://schemas.microsoft.com/office/drawing/2016/5/9/chartex" xmlns:cx4="http://schemas.microsoft.com/office/drawing/2016/5/10/chartex" xmlns:cx5="http://schemas.microsoft.com/office/drawing/2016/5/11/chartex" xmlns:cx6="http://schemas.microsoft.com/office/drawing/2016/5/12/chartex" xmlns:cx7="http://schemas.microsoft.com/office/drawing/2016/5/13/chartex" xmlns:cx8="http://schemas.microsoft.com/office/drawing/2016/5/14/chartex" xmlns:mc="http://schemas.openxmlformats.org/markup-compatibility/2006" xmlns:aink="http://schemas.microsoft.com/office/drawing/2016/ink" xmlns:am3d="http://schemas.microsoft.com/office/drawing/2017/model3d" xmlns:o="urn:schemas-microsoft-com:office:office" xmlns:oel="http://schemas.microsoft.com/office/2019/extlst" xmlns:r="http://schemas.openxmlformats.org/officeDocument/2006/relationships" xmlns:m="http://schemas.openxmlformats.org/officeDocument/2006/math" xmlns:v="urn:schemas-microsoft-com:vml" xmlns:wp14="http://schemas.microsoft.com/office/word/2010/wordprocessingDrawing" xmlns:wp="http://schemas.openxmlformats.org/drawingml/2006/wordprocessingDrawing" xmlns:w10="urn:schemas-microsoft-com:office:word" xmlns:w="http://schemas.openxmlformats.org/wordprocessingml/2006/main" xmlns:w14="http://schemas.microsoft.com/office/word/2010/wordml" xmlns:w15="http://schemas.microsoft.com/office/word/2012/wordml" xmlns:w16cex="http://schemas.microsoft.com/office/word/2018/wordml/cex" xmlns:w16cid="http://schemas.microsoft.com/office/word/2016/wordml/cid" xmlns:w16="http://schemas.microsoft.com/office/word/2018/wordml" xmlns:w16du="http://schemas.microsoft.com/office/word/2023/wordml/word16du" xmlns:w16sdtdh="http://schemas.microsoft.com/office/word/2020/wordml/sdtdatahash" xmlns:w16sdtfl="http://schemas.microsoft.com/office/word/2024/wordml/sdtformatlock" xmlns:w16se="http://schemas.microsoft.com/office/word/2015/wordml/symex" xmlns:wpg="http://schemas.microsoft.com/office/word/2010/wordprocessingGroup" xmlns:wpi="http://schemas.microsoft.com/office/word/2010/wordprocessingInk" xmlns:wne="http://schemas.microsoft.com/office/word/2006/wordml" xmlns:wps="http://schemas.microsoft.com/office/word/2010/wordprocessingShape" mc:Ignorable="w14 w15 w16se w16cid w16 w16cex w16sdtdh w16sdtfl w16du wp14">
   <w:p>
     <w:pPr>
       <w:tabs>
@@ -4319,7 +4651,25 @@
         <w:szCs w:val="18"/>
         <w:lang w:val="es-MX"/>
       </w:rPr>
-      <w:t>Av. 10 de Agosto y Bogotá esquina, Edif. Matriz, segundo piso. Quito-Ecuador</w:t>
+      <w:t xml:space="preserve">Av. 10 de </w:t>
+    </w:r>
+    <w:proofErr w:type="gramStart"/>
+    <w:r>
+      <w:rPr>
+        <w:sz w:val="18"/>
+        <w:szCs w:val="18"/>
+        <w:lang w:val="es-MX"/>
+      </w:rPr>
+      <w:t>Agosto</w:t>
+    </w:r>
+    <w:proofErr w:type="gramEnd"/>
+    <w:r>
+      <w:rPr>
+        <w:sz w:val="18"/>
+        <w:szCs w:val="18"/>
+        <w:lang w:val="es-MX"/>
+      </w:rPr>
+      <w:t xml:space="preserve"> y Bogotá esquina, Edif. Matriz, segundo piso. Quito-Ecuador</w:t>
     </w:r>
   </w:p>
   <w:p>
@@ -4331,7 +4681,7 @@
 </file>
 
 <file path=word/footnotes.xml><?xml version="1.0" encoding="utf-8"?>
-<w:footnotes xmlns:wpc="http://schemas.microsoft.com/office/word/2010/wordprocessingCanvas" xmlns:cx="http://schemas.microsoft.com/office/drawing/2014/chartex" xmlns:cx1="http://schemas.microsoft.com/office/drawing/2015/9/8/chartex" xmlns:cx2="http://schemas.microsoft.com/office/drawing/2015/10/21/chartex" xmlns:cx3="http://schemas.microsoft.com/office/drawing/2016/5/9/chartex" xmlns:cx4="http://schemas.microsoft.com/office/drawing/2016/5/10/chartex" xmlns:cx5="http://schemas.microsoft.com/office/drawing/2016/5/11/chartex" xmlns:cx6="http://schemas.microsoft.com/office/drawing/2016/5/12/chartex" xmlns:cx7="http://schemas.microsoft.com/office/drawing/2016/5/13/chartex" xmlns:cx8="http://schemas.microsoft.com/office/drawing/2016/5/14/chartex" xmlns:mc="http://schemas.openxmlformats.org/markup-compatibility/2006" xmlns:aink="http://schemas.microsoft.com/office/drawing/2016/ink" xmlns:am3d="http://schemas.microsoft.com/office/drawing/2017/model3d" xmlns:o="urn:schemas-microsoft-com:office:office" xmlns:oel="http://schemas.microsoft.com/office/2019/extlst" xmlns:r="http://schemas.openxmlformats.org/officeDocument/2006/relationships" xmlns:m="http://schemas.openxmlformats.org/officeDocument/2006/math" xmlns:v="urn:schemas-microsoft-com:vml" xmlns:wp14="http://schemas.microsoft.com/office/word/2010/wordprocessingDrawing" xmlns:wp="http://schemas.openxmlformats.org/drawingml/2006/wordprocessingDrawing" xmlns:w10="urn:schemas-microsoft-com:office:word" xmlns:w="http://schemas.openxmlformats.org/wordprocessingml/2006/main" xmlns:w14="http://schemas.microsoft.com/office/word/2010/wordml" xmlns:w15="http://schemas.microsoft.com/office/word/2012/wordml" xmlns:w16cex="http://schemas.microsoft.com/office/word/2018/wordml/cex" xmlns:w16cid="http://schemas.microsoft.com/office/word/2016/wordml/cid" xmlns:w16="http://schemas.microsoft.com/office/word/2018/wordml" xmlns:w16du="http://schemas.microsoft.com/office/word/2023/wordml/word16du" xmlns:w16sdtdh="http://schemas.microsoft.com/office/word/2020/wordml/sdtdatahash" xmlns:w16se="http://schemas.microsoft.com/office/word/2015/wordml/symex" xmlns:wpg="http://schemas.microsoft.com/office/word/2010/wordprocessingGroup" xmlns:wpi="http://schemas.microsoft.com/office/word/2010/wordprocessingInk" xmlns:wne="http://schemas.microsoft.com/office/word/2006/wordml" xmlns:wps="http://schemas.microsoft.com/office/word/2010/wordprocessingShape" mc:Ignorable="w14 w15 w16se w16cid w16 w16cex w16sdtdh w16du wp14">
+<w:footnotes xmlns:wpc="http://schemas.microsoft.com/office/word/2010/wordprocessingCanvas" xmlns:cx="http://schemas.microsoft.com/office/drawing/2014/chartex" xmlns:cx1="http://schemas.microsoft.com/office/drawing/2015/9/8/chartex" xmlns:cx2="http://schemas.microsoft.com/office/drawing/2015/10/21/chartex" xmlns:cx3="http://schemas.microsoft.com/office/drawing/2016/5/9/chartex" xmlns:cx4="http://schemas.microsoft.com/office/drawing/2016/5/10/chartex" xmlns:cx5="http://schemas.microsoft.com/office/drawing/2016/5/11/chartex" xmlns:cx6="http://schemas.microsoft.com/office/drawing/2016/5/12/chartex" xmlns:cx7="http://schemas.microsoft.com/office/drawing/2016/5/13/chartex" xmlns:cx8="http://schemas.microsoft.com/office/drawing/2016/5/14/chartex" xmlns:mc="http://schemas.openxmlformats.org/markup-compatibility/2006" xmlns:aink="http://schemas.microsoft.com/office/drawing/2016/ink" xmlns:am3d="http://schemas.microsoft.com/office/drawing/2017/model3d" xmlns:o="urn:schemas-microsoft-com:office:office" xmlns:oel="http://schemas.microsoft.com/office/2019/extlst" xmlns:r="http://schemas.openxmlformats.org/officeDocument/2006/relationships" xmlns:m="http://schemas.openxmlformats.org/officeDocument/2006/math" xmlns:v="urn:schemas-microsoft-com:vml" xmlns:wp14="http://schemas.microsoft.com/office/word/2010/wordprocessingDrawing" xmlns:wp="http://schemas.openxmlformats.org/drawingml/2006/wordprocessingDrawing" xmlns:w10="urn:schemas-microsoft-com:office:word" xmlns:w="http://schemas.openxmlformats.org/wordprocessingml/2006/main" xmlns:w14="http://schemas.microsoft.com/office/word/2010/wordml" xmlns:w15="http://schemas.microsoft.com/office/word/2012/wordml" xmlns:w16cex="http://schemas.microsoft.com/office/word/2018/wordml/cex" xmlns:w16cid="http://schemas.microsoft.com/office/word/2016/wordml/cid" xmlns:w16="http://schemas.microsoft.com/office/word/2018/wordml" xmlns:w16du="http://schemas.microsoft.com/office/word/2023/wordml/word16du" xmlns:w16sdtdh="http://schemas.microsoft.com/office/word/2020/wordml/sdtdatahash" xmlns:w16sdtfl="http://schemas.microsoft.com/office/word/2024/wordml/sdtformatlock" xmlns:w16se="http://schemas.microsoft.com/office/word/2015/wordml/symex" xmlns:wpg="http://schemas.microsoft.com/office/word/2010/wordprocessingGroup" xmlns:wpi="http://schemas.microsoft.com/office/word/2010/wordprocessingInk" xmlns:wne="http://schemas.microsoft.com/office/word/2006/wordml" xmlns:wps="http://schemas.microsoft.com/office/word/2010/wordprocessingShape" mc:Ignorable="w14 w15 w16se w16cid w16 w16cex w16sdtdh w16sdtfl w16du wp14">
   <w:footnote w:type="separator" w:id="-1">
     <w:p>
       <w:pPr>
@@ -4356,7 +4706,7 @@
 </file>
 
 <file path=word/header1.xml><?xml version="1.0" encoding="utf-8"?>
-<w:hdr xmlns:wpc="http://schemas.microsoft.com/office/word/2010/wordprocessingCanvas" xmlns:cx="http://schemas.microsoft.com/office/drawing/2014/chartex" xmlns:cx1="http://schemas.microsoft.com/office/drawing/2015/9/8/chartex" xmlns:cx2="http://schemas.microsoft.com/office/drawing/2015/10/21/chartex" xmlns:cx3="http://schemas.microsoft.com/office/drawing/2016/5/9/chartex" xmlns:cx4="http://schemas.microsoft.com/office/drawing/2016/5/10/chartex" xmlns:cx5="http://schemas.microsoft.com/office/drawing/2016/5/11/chartex" xmlns:cx6="http://schemas.microsoft.com/office/drawing/2016/5/12/chartex" xmlns:cx7="http://schemas.microsoft.com/office/drawing/2016/5/13/chartex" xmlns:cx8="http://schemas.microsoft.com/office/drawing/2016/5/14/chartex" xmlns:mc="http://schemas.openxmlformats.org/markup-compatibility/2006" xmlns:aink="http://schemas.microsoft.com/office/drawing/2016/ink" xmlns:am3d="http://schemas.microsoft.com/office/drawing/2017/model3d" xmlns:o="urn:schemas-microsoft-com:office:office" xmlns:oel="http://schemas.microsoft.com/office/2019/extlst" xmlns:r="http://schemas.openxmlformats.org/officeDocument/2006/relationships" xmlns:m="http://schemas.openxmlformats.org/officeDocument/2006/math" xmlns:v="urn:schemas-microsoft-com:vml" xmlns:wp14="http://schemas.microsoft.com/office/word/2010/wordprocessingDrawing" xmlns:wp="http://schemas.openxmlformats.org/drawingml/2006/wordprocessingDrawing" xmlns:w10="urn:schemas-microsoft-com:office:word" xmlns:w="http://schemas.openxmlformats.org/wordprocessingml/2006/main" xmlns:w14="http://schemas.microsoft.com/office/word/2010/wordml" xmlns:w15="http://schemas.microsoft.com/office/word/2012/wordml" xmlns:w16cex="http://schemas.microsoft.com/office/word/2018/wordml/cex" xmlns:w16cid="http://schemas.microsoft.com/office/word/2016/wordml/cid" xmlns:w16="http://schemas.microsoft.com/office/word/2018/wordml" xmlns:w16du="http://schemas.microsoft.com/office/word/2023/wordml/word16du" xmlns:w16sdtdh="http://schemas.microsoft.com/office/word/2020/wordml/sdtdatahash" xmlns:w16se="http://schemas.microsoft.com/office/word/2015/wordml/symex" xmlns:wpg="http://schemas.microsoft.com/office/word/2010/wordprocessingGroup" xmlns:wpi="http://schemas.microsoft.com/office/word/2010/wordprocessingInk" xmlns:wne="http://schemas.microsoft.com/office/word/2006/wordml" xmlns:wps="http://schemas.microsoft.com/office/word/2010/wordprocessingShape" mc:Ignorable="w14 w15 w16se w16cid w16 w16cex w16sdtdh w16du wp14">
+<w:hdr xmlns:wpc="http://schemas.microsoft.com/office/word/2010/wordprocessingCanvas" xmlns:cx="http://schemas.microsoft.com/office/drawing/2014/chartex" xmlns:cx1="http://schemas.microsoft.com/office/drawing/2015/9/8/chartex" xmlns:cx2="http://schemas.microsoft.com/office/drawing/2015/10/21/chartex" xmlns:cx3="http://schemas.microsoft.com/office/drawing/2016/5/9/chartex" xmlns:cx4="http://schemas.microsoft.com/office/drawing/2016/5/10/chartex" xmlns:cx5="http://schemas.microsoft.com/office/drawing/2016/5/11/chartex" xmlns:cx6="http://schemas.microsoft.com/office/drawing/2016/5/12/chartex" xmlns:cx7="http://schemas.microsoft.com/office/drawing/2016/5/13/chartex" xmlns:cx8="http://schemas.microsoft.com/office/drawing/2016/5/14/chartex" xmlns:mc="http://schemas.openxmlformats.org/markup-compatibility/2006" xmlns:aink="http://schemas.microsoft.com/office/drawing/2016/ink" xmlns:am3d="http://schemas.microsoft.com/office/drawing/2017/model3d" xmlns:o="urn:schemas-microsoft-com:office:office" xmlns:oel="http://schemas.microsoft.com/office/2019/extlst" xmlns:r="http://schemas.openxmlformats.org/officeDocument/2006/relationships" xmlns:m="http://schemas.openxmlformats.org/officeDocument/2006/math" xmlns:v="urn:schemas-microsoft-com:vml" xmlns:wp14="http://schemas.microsoft.com/office/word/2010/wordprocessingDrawing" xmlns:wp="http://schemas.openxmlformats.org/drawingml/2006/wordprocessingDrawing" xmlns:w10="urn:schemas-microsoft-com:office:word" xmlns:w="http://schemas.openxmlformats.org/wordprocessingml/2006/main" xmlns:w14="http://schemas.microsoft.com/office/word/2010/wordml" xmlns:w15="http://schemas.microsoft.com/office/word/2012/wordml" xmlns:w16cex="http://schemas.microsoft.com/office/word/2018/wordml/cex" xmlns:w16cid="http://schemas.microsoft.com/office/word/2016/wordml/cid" xmlns:w16="http://schemas.microsoft.com/office/word/2018/wordml" xmlns:w16du="http://schemas.microsoft.com/office/word/2023/wordml/word16du" xmlns:w16sdtdh="http://schemas.microsoft.com/office/word/2020/wordml/sdtdatahash" xmlns:w16sdtfl="http://schemas.microsoft.com/office/word/2024/wordml/sdtformatlock" xmlns:w16se="http://schemas.microsoft.com/office/word/2015/wordml/symex" xmlns:wpg="http://schemas.microsoft.com/office/word/2010/wordprocessingGroup" xmlns:wpi="http://schemas.microsoft.com/office/word/2010/wordprocessingInk" xmlns:wne="http://schemas.microsoft.com/office/word/2006/wordml" xmlns:wps="http://schemas.microsoft.com/office/word/2010/wordprocessingShape" mc:Ignorable="w14 w15 w16se w16cid w16 w16cex w16sdtdh w16sdtfl w16du wp14">
   <w:p>
     <w:pPr>
       <w:tabs>
@@ -4384,7 +4734,7 @@
           <wp:extent cx="485680" cy="603885"/>
           <wp:effectExtent l="0" t="0" r="0" b="5715"/>
           <wp:wrapNone/>
-          <wp:docPr id="3" name="Imagen 3"/>
+          <wp:docPr id="56214620" name="Imagen 56214620"/>
           <wp:cNvGraphicFramePr>
             <a:graphicFrameLocks xmlns:a="http://schemas.openxmlformats.org/drawingml/2006/main" noChangeAspect="1"/>
           </wp:cNvGraphicFramePr>
@@ -4459,7 +4809,7 @@
 </file>
 
 <file path=word/numbering.xml><?xml version="1.0" encoding="utf-8"?>
-<w:numbering xmlns:wpc="http://schemas.microsoft.com/office/word/2010/wordprocessingCanvas" xmlns:cx="http://schemas.microsoft.com/office/drawing/2014/chartex" xmlns:cx1="http://schemas.microsoft.com/office/drawing/2015/9/8/chartex" xmlns:cx2="http://schemas.microsoft.com/office/drawing/2015/10/21/chartex" xmlns:cx3="http://schemas.microsoft.com/office/drawing/2016/5/9/chartex" xmlns:cx4="http://schemas.microsoft.com/office/drawing/2016/5/10/chartex" xmlns:cx5="http://schemas.microsoft.com/office/drawing/2016/5/11/chartex" xmlns:cx6="http://schemas.microsoft.com/office/drawing/2016/5/12/chartex" xmlns:cx7="http://schemas.microsoft.com/office/drawing/2016/5/13/chartex" xmlns:cx8="http://schemas.microsoft.com/office/drawing/2016/5/14/chartex" xmlns:mc="http://schemas.openxmlformats.org/markup-compatibility/2006" xmlns:aink="http://schemas.microsoft.com/office/drawing/2016/ink" xmlns:am3d="http://schemas.microsoft.com/office/drawing/2017/model3d" xmlns:o="urn:schemas-microsoft-com:office:office" xmlns:oel="http://schemas.microsoft.com/office/2019/extlst" xmlns:r="http://schemas.openxmlformats.org/officeDocument/2006/relationships" xmlns:m="http://schemas.openxmlformats.org/officeDocument/2006/math" xmlns:v="urn:schemas-microsoft-com:vml" xmlns:wp14="http://schemas.microsoft.com/office/word/2010/wordprocessingDrawing" xmlns:wp="http://schemas.openxmlformats.org/drawingml/2006/wordprocessingDrawing" xmlns:w10="urn:schemas-microsoft-com:office:word" xmlns:w="http://schemas.openxmlformats.org/wordprocessingml/2006/main" xmlns:w14="http://schemas.microsoft.com/office/word/2010/wordml" xmlns:w15="http://schemas.microsoft.com/office/word/2012/wordml" xmlns:w16cex="http://schemas.microsoft.com/office/word/2018/wordml/cex" xmlns:w16cid="http://schemas.microsoft.com/office/word/2016/wordml/cid" xmlns:w16="http://schemas.microsoft.com/office/word/2018/wordml" xmlns:w16du="http://schemas.microsoft.com/office/word/2023/wordml/word16du" xmlns:w16sdtdh="http://schemas.microsoft.com/office/word/2020/wordml/sdtdatahash" xmlns:w16se="http://schemas.microsoft.com/office/word/2015/wordml/symex" xmlns:wpg="http://schemas.microsoft.com/office/word/2010/wordprocessingGroup" xmlns:wpi="http://schemas.microsoft.com/office/word/2010/wordprocessingInk" xmlns:wne="http://schemas.microsoft.com/office/word/2006/wordml" xmlns:wps="http://schemas.microsoft.com/office/word/2010/wordprocessingShape" mc:Ignorable="w14 w15 w16se w16cid w16 w16cex w16sdtdh w16du wp14">
+<w:numbering xmlns:wpc="http://schemas.microsoft.com/office/word/2010/wordprocessingCanvas" xmlns:cx="http://schemas.microsoft.com/office/drawing/2014/chartex" xmlns:cx1="http://schemas.microsoft.com/office/drawing/2015/9/8/chartex" xmlns:cx2="http://schemas.microsoft.com/office/drawing/2015/10/21/chartex" xmlns:cx3="http://schemas.microsoft.com/office/drawing/2016/5/9/chartex" xmlns:cx4="http://schemas.microsoft.com/office/drawing/2016/5/10/chartex" xmlns:cx5="http://schemas.microsoft.com/office/drawing/2016/5/11/chartex" xmlns:cx6="http://schemas.microsoft.com/office/drawing/2016/5/12/chartex" xmlns:cx7="http://schemas.microsoft.com/office/drawing/2016/5/13/chartex" xmlns:cx8="http://schemas.microsoft.com/office/drawing/2016/5/14/chartex" xmlns:mc="http://schemas.openxmlformats.org/markup-compatibility/2006" xmlns:aink="http://schemas.microsoft.com/office/drawing/2016/ink" xmlns:am3d="http://schemas.microsoft.com/office/drawing/2017/model3d" xmlns:o="urn:schemas-microsoft-com:office:office" xmlns:oel="http://schemas.microsoft.com/office/2019/extlst" xmlns:r="http://schemas.openxmlformats.org/officeDocument/2006/relationships" xmlns:m="http://schemas.openxmlformats.org/officeDocument/2006/math" xmlns:v="urn:schemas-microsoft-com:vml" xmlns:wp14="http://schemas.microsoft.com/office/word/2010/wordprocessingDrawing" xmlns:wp="http://schemas.openxmlformats.org/drawingml/2006/wordprocessingDrawing" xmlns:w10="urn:schemas-microsoft-com:office:word" xmlns:w="http://schemas.openxmlformats.org/wordprocessingml/2006/main" xmlns:w14="http://schemas.microsoft.com/office/word/2010/wordml" xmlns:w15="http://schemas.microsoft.com/office/word/2012/wordml" xmlns:w16cex="http://schemas.microsoft.com/office/word/2018/wordml/cex" xmlns:w16cid="http://schemas.microsoft.com/office/word/2016/wordml/cid" xmlns:w16="http://schemas.microsoft.com/office/word/2018/wordml" xmlns:w16du="http://schemas.microsoft.com/office/word/2023/wordml/word16du" xmlns:w16sdtdh="http://schemas.microsoft.com/office/word/2020/wordml/sdtdatahash" xmlns:w16sdtfl="http://schemas.microsoft.com/office/word/2024/wordml/sdtformatlock" xmlns:w16se="http://schemas.microsoft.com/office/word/2015/wordml/symex" xmlns:wpg="http://schemas.microsoft.com/office/word/2010/wordprocessingGroup" xmlns:wpi="http://schemas.microsoft.com/office/word/2010/wordprocessingInk" xmlns:wne="http://schemas.microsoft.com/office/word/2006/wordml" xmlns:wps="http://schemas.microsoft.com/office/word/2010/wordprocessingShape" mc:Ignorable="w14 w15 w16se w16cid w16 w16cex w16sdtdh w16sdtfl w16du wp14">
   <w:abstractNum w:abstractNumId="0" w15:restartNumberingAfterBreak="0">
     <w:nsid w:val="25794275"/>
     <w:multiLevelType w:val="hybridMultilevel"/>
@@ -4789,7 +5139,7 @@
 </file>
 
 <file path=word/styles.xml><?xml version="1.0" encoding="utf-8"?>
-<w:styles xmlns:mc="http://schemas.openxmlformats.org/markup-compatibility/2006" xmlns:r="http://schemas.openxmlformats.org/officeDocument/2006/relationships" xmlns:w="http://schemas.openxmlformats.org/wordprocessingml/2006/main" xmlns:w14="http://schemas.microsoft.com/office/word/2010/wordml" xmlns:w15="http://schemas.microsoft.com/office/word/2012/wordml" xmlns:w16cex="http://schemas.microsoft.com/office/word/2018/wordml/cex" xmlns:w16cid="http://schemas.microsoft.com/office/word/2016/wordml/cid" xmlns:w16="http://schemas.microsoft.com/office/word/2018/wordml" xmlns:w16du="http://schemas.microsoft.com/office/word/2023/wordml/word16du" xmlns:w16sdtdh="http://schemas.microsoft.com/office/word/2020/wordml/sdtdatahash" xmlns:w16se="http://schemas.microsoft.com/office/word/2015/wordml/symex" mc:Ignorable="w14 w15 w16se w16cid w16 w16cex w16sdtdh w16du">
+<w:styles xmlns:mc="http://schemas.openxmlformats.org/markup-compatibility/2006" xmlns:r="http://schemas.openxmlformats.org/officeDocument/2006/relationships" xmlns:w="http://schemas.openxmlformats.org/wordprocessingml/2006/main" xmlns:w14="http://schemas.microsoft.com/office/word/2010/wordml" xmlns:w15="http://schemas.microsoft.com/office/word/2012/wordml" xmlns:w16cex="http://schemas.microsoft.com/office/word/2018/wordml/cex" xmlns:w16cid="http://schemas.microsoft.com/office/word/2016/wordml/cid" xmlns:w16="http://schemas.microsoft.com/office/word/2018/wordml" xmlns:w16du="http://schemas.microsoft.com/office/word/2023/wordml/word16du" xmlns:w16sdtdh="http://schemas.microsoft.com/office/word/2020/wordml/sdtdatahash" xmlns:w16sdtfl="http://schemas.microsoft.com/office/word/2024/wordml/sdtformatlock" xmlns:w16se="http://schemas.microsoft.com/office/word/2015/wordml/symex" mc:Ignorable="w14 w15 w16se w16cid w16 w16cex w16sdtdh w16sdtfl w16du">
   <w:docDefaults>
     <w:rPrDefault>
       <w:rPr>
